--- a/Non Code Items/Documents/F2024_Artificial Intelligence Usage Record (P2) Updated.docx
+++ b/Non Code Items/Documents/F2024_Artificial Intelligence Usage Record (P2) Updated.docx
@@ -1,6 +1,6 @@
 
 <file path=word/document.xml><?xml version="1.0" encoding="utf-8"?>
-<w:document xmlns:wpc="http://schemas.microsoft.com/office/word/2010/wordprocessingCanvas" xmlns:cx="http://schemas.microsoft.com/office/drawing/2014/chartex" xmlns:cx1="http://schemas.microsoft.com/office/drawing/2015/9/8/chartex" xmlns:cx2="http://schemas.microsoft.com/office/drawing/2015/10/21/chartex" xmlns:cx3="http://schemas.microsoft.com/office/drawing/2016/5/9/chartex" xmlns:cx4="http://schemas.microsoft.com/office/drawing/2016/5/10/chartex" xmlns:cx5="http://schemas.microsoft.com/office/drawing/2016/5/11/chartex" xmlns:cx6="http://schemas.microsoft.com/office/drawing/2016/5/12/chartex" xmlns:cx7="http://schemas.microsoft.com/office/drawing/2016/5/13/chartex" xmlns:cx8="http://schemas.microsoft.com/office/drawing/2016/5/14/chartex" xmlns:mc="http://schemas.openxmlformats.org/markup-compatibility/2006" xmlns:m="http://schemas.openxmlformats.org/officeDocument/2006/math" xmlns:aink="http://schemas.microsoft.com/office/drawing/2016/ink" xmlns:am3d="http://schemas.microsoft.com/office/drawing/2017/model3d" xmlns:oel="http://schemas.microsoft.com/office/2019/extlst" xmlns:r="http://schemas.openxmlformats.org/officeDocument/2006/relationships" xmlns:wp14="http://schemas.microsoft.com/office/word/2010/wordprocessingDrawing" xmlns:wp="http://schemas.openxmlformats.org/drawingml/2006/wordprocessingDrawing" xmlns:wpg="http://schemas.microsoft.com/office/word/2010/wordprocessingGroup" xmlns:wpi="http://schemas.microsoft.com/office/word/2010/wordprocessingInk" xmlns:wps="http://schemas.microsoft.com/office/word/2010/wordprocessingShape" xmlns:o="urn:schemas-microsoft-com:office:office" xmlns:v="urn:schemas-microsoft-com:vml" xmlns:w10="urn:schemas-microsoft-com:office:word" xmlns:w="http://schemas.openxmlformats.org/wordprocessingml/2006/main" xmlns:w14="http://schemas.microsoft.com/office/word/2010/wordml" xmlns:w15="http://schemas.microsoft.com/office/word/2012/wordml" xmlns:w16cex="http://schemas.microsoft.com/office/word/2018/wordml/cex" xmlns:w16cid="http://schemas.microsoft.com/office/word/2016/wordml/cid" xmlns:w16="http://schemas.microsoft.com/office/word/2018/wordml" xmlns:w16sdtdh="http://schemas.microsoft.com/office/word/2020/wordml/sdtdatahash" xmlns:w16sdtfl="http://schemas.microsoft.com/office/word/2024/wordml/sdtformatlock" xmlns:w16se="http://schemas.microsoft.com/office/word/2015/wordml/symex" xmlns:w16du="http://schemas.microsoft.com/office/word/2023/wordml/word16du" xmlns:wne="http://schemas.microsoft.com/office/word/2006/wordml" mc:Ignorable="w14 w15 w16se w16cid w16 w16cex w16sdtdh w16sdtfl w16du wp14">
+<w:document xmlns:wpc="http://schemas.microsoft.com/office/word/2010/wordprocessingCanvas" xmlns:cx="http://schemas.microsoft.com/office/drawing/2014/chartex" xmlns:cx1="http://schemas.microsoft.com/office/drawing/2015/9/8/chartex" xmlns:cx2="http://schemas.microsoft.com/office/drawing/2015/10/21/chartex" xmlns:cx3="http://schemas.microsoft.com/office/drawing/2016/5/9/chartex" xmlns:cx4="http://schemas.microsoft.com/office/drawing/2016/5/10/chartex" xmlns:cx5="http://schemas.microsoft.com/office/drawing/2016/5/11/chartex" xmlns:cx6="http://schemas.microsoft.com/office/drawing/2016/5/12/chartex" xmlns:cx7="http://schemas.microsoft.com/office/drawing/2016/5/13/chartex" xmlns:cx8="http://schemas.microsoft.com/office/drawing/2016/5/14/chartex" xmlns:mc="http://schemas.openxmlformats.org/markup-compatibility/2006" xmlns:aink="http://schemas.microsoft.com/office/drawing/2016/ink" xmlns:am3d="http://schemas.microsoft.com/office/drawing/2017/model3d" xmlns:o="urn:schemas-microsoft-com:office:office" xmlns:oel="http://schemas.microsoft.com/office/2019/extlst" xmlns:r="http://schemas.openxmlformats.org/officeDocument/2006/relationships" xmlns:m="http://schemas.openxmlformats.org/officeDocument/2006/math" xmlns:v="urn:schemas-microsoft-com:vml" xmlns:wp14="http://schemas.microsoft.com/office/word/2010/wordprocessingDrawing" xmlns:wp="http://schemas.openxmlformats.org/drawingml/2006/wordprocessingDrawing" xmlns:w10="urn:schemas-microsoft-com:office:word" xmlns:w="http://schemas.openxmlformats.org/wordprocessingml/2006/main" xmlns:w14="http://schemas.microsoft.com/office/word/2010/wordml" xmlns:w15="http://schemas.microsoft.com/office/word/2012/wordml" xmlns:w16cex="http://schemas.microsoft.com/office/word/2018/wordml/cex" xmlns:w16cid="http://schemas.microsoft.com/office/word/2016/wordml/cid" xmlns:w16="http://schemas.microsoft.com/office/word/2018/wordml" xmlns:w16du="http://schemas.microsoft.com/office/word/2023/wordml/word16du" xmlns:w16sdtdh="http://schemas.microsoft.com/office/word/2020/wordml/sdtdatahash" xmlns:w16sdtfl="http://schemas.microsoft.com/office/word/2024/wordml/sdtformatlock" xmlns:w16se="http://schemas.microsoft.com/office/word/2015/wordml/symex" xmlns:wpg="http://schemas.microsoft.com/office/word/2010/wordprocessingGroup" xmlns:wpi="http://schemas.microsoft.com/office/word/2010/wordprocessingInk" xmlns:wne="http://schemas.microsoft.com/office/word/2006/wordml" xmlns:wps="http://schemas.microsoft.com/office/word/2010/wordprocessingShape" mc:Ignorable="w14 w15 w16se w16cid w16 w16cex w16sdtdh w16sdtfl w16du wp14">
   <w:body>
     <w:p>
       <w:pPr>
@@ -296,7 +296,15 @@
             </w:r>
             <w:proofErr w:type="gramEnd"/>
             <w:r>
-              <w:t xml:space="preserve"> there should probably also be pagination at the bottom the screen, and a button to create a new NCR. The button can come straight </w:t>
+              <w:t xml:space="preserve"> there should probably also be pagination at the </w:t>
+            </w:r>
+            <w:proofErr w:type="gramStart"/>
+            <w:r>
+              <w:t>bottom</w:t>
+            </w:r>
+            <w:proofErr w:type="gramEnd"/>
+            <w:r>
+              <w:t xml:space="preserve"> the screen, and a button to create a new NCR. The button can come straight </w:t>
             </w:r>
             <w:proofErr w:type="spellStart"/>
             <w:r>
@@ -607,11 +615,19 @@
             <w:tcW w:w="2338" w:type="dxa"/>
           </w:tcPr>
           <w:p>
-            <w:r>
-              <w:rPr>
-                <w:rFonts w:ascii="Calibri" w:eastAsia="Calibri" w:hAnsi="Calibri" w:cs="Calibri"/>
-              </w:rPr>
-              <w:t xml:space="preserve">hello </w:t>
+            <w:proofErr w:type="gramStart"/>
+            <w:r>
+              <w:rPr>
+                <w:rFonts w:ascii="Calibri" w:eastAsia="Calibri" w:hAnsi="Calibri" w:cs="Calibri"/>
+              </w:rPr>
+              <w:t>hello</w:t>
+            </w:r>
+            <w:proofErr w:type="gramEnd"/>
+            <w:r>
+              <w:rPr>
+                <w:rFonts w:ascii="Calibri" w:eastAsia="Calibri" w:hAnsi="Calibri" w:cs="Calibri"/>
+              </w:rPr>
+              <w:t xml:space="preserve"> </w:t>
             </w:r>
             <w:proofErr w:type="spellStart"/>
             <w:r>
@@ -1155,25 +1171,103 @@
           <w:tcPr>
             <w:tcW w:w="2337" w:type="dxa"/>
           </w:tcPr>
-          <w:p/>
+          <w:p>
+            <w:r>
+              <w:t>Kayla Ogar</w:t>
+            </w:r>
+          </w:p>
         </w:tc>
         <w:tc>
           <w:tcPr>
             <w:tcW w:w="2337" w:type="dxa"/>
           </w:tcPr>
+          <w:p>
+            <w:r>
+              <w:t xml:space="preserve">Archive Page </w:t>
+            </w:r>
+          </w:p>
+          <w:p/>
+          <w:p/>
+          <w:p/>
+          <w:p/>
+          <w:p/>
+          <w:p/>
+          <w:p/>
+          <w:p/>
+          <w:p/>
+          <w:p/>
+          <w:p>
+            <w:r>
+              <w:lastRenderedPageBreak/>
+              <w:t>Local dev server</w:t>
+            </w:r>
+          </w:p>
+          <w:p/>
           <w:p/>
         </w:tc>
         <w:tc>
           <w:tcPr>
             <w:tcW w:w="2338" w:type="dxa"/>
           </w:tcPr>
-          <w:p/>
+          <w:p>
+            <w:r>
+              <w:lastRenderedPageBreak/>
+              <w:t>How do I make archived NCRs read-only? I need to hide the Edit button in the list and the details modal, and add a Restore button instead</w:t>
+            </w:r>
+          </w:p>
+          <w:p/>
+          <w:p>
+            <w:r>
+              <w:t>Does this new UI meet the WCAG accessibility standards</w:t>
+            </w:r>
+          </w:p>
+          <w:p>
+            <w:r>
+              <w:lastRenderedPageBreak/>
+              <w:t>My React app keeps giving me Vite is not recognized</w:t>
+            </w:r>
+            <w:r>
+              <w:t xml:space="preserve"> errors. </w:t>
+            </w:r>
+            <w:r>
+              <w:t>How do I fix these?</w:t>
+            </w:r>
+          </w:p>
         </w:tc>
         <w:tc>
           <w:tcPr>
             <w:tcW w:w="2338" w:type="dxa"/>
           </w:tcPr>
-          <w:p/>
+          <w:p>
+            <w:r>
+              <w:lastRenderedPageBreak/>
+              <w:t xml:space="preserve">I </w:t>
+            </w:r>
+            <w:r>
+              <w:t xml:space="preserve">gave the AI the context of our current code and asked how to implement the logic. I then took the code </w:t>
+            </w:r>
+            <w:r>
+              <w:t>and</w:t>
+            </w:r>
+            <w:r>
+              <w:t xml:space="preserve"> adapted it to fit into our existing components</w:t>
+            </w:r>
+          </w:p>
+          <w:p/>
+          <w:p>
+            <w:r>
+              <w:t> it maintains good accessibility</w:t>
+            </w:r>
+          </w:p>
+          <w:p>
+            <w:r>
+              <w:lastRenderedPageBreak/>
+              <w:t xml:space="preserve">My .env file was missing </w:t>
+            </w:r>
+            <w:r>
+              <w:t>and I had a typo is my JSX file that was breaking the build</w:t>
+            </w:r>
+          </w:p>
         </w:tc>
       </w:tr>
     </w:tbl>
@@ -1189,7 +1283,7 @@
 </file>
 
 <file path=word/styles.xml><?xml version="1.0" encoding="utf-8"?>
-<w:styles xmlns:mc="http://schemas.openxmlformats.org/markup-compatibility/2006" xmlns:r="http://schemas.openxmlformats.org/officeDocument/2006/relationships" xmlns:w="http://schemas.openxmlformats.org/wordprocessingml/2006/main" xmlns:w14="http://schemas.microsoft.com/office/word/2010/wordml" xmlns:w15="http://schemas.microsoft.com/office/word/2012/wordml" xmlns:w16cex="http://schemas.microsoft.com/office/word/2018/wordml/cex" xmlns:w16cid="http://schemas.microsoft.com/office/word/2016/wordml/cid" xmlns:w16="http://schemas.microsoft.com/office/word/2018/wordml" xmlns:w16sdtdh="http://schemas.microsoft.com/office/word/2020/wordml/sdtdatahash" xmlns:w16sdtfl="http://schemas.microsoft.com/office/word/2024/wordml/sdtformatlock" xmlns:w16se="http://schemas.microsoft.com/office/word/2015/wordml/symex" xmlns:w16du="http://schemas.microsoft.com/office/word/2023/wordml/word16du" mc:Ignorable="w14 w15 w16se w16cid w16 w16cex w16sdtdh w16sdtfl w16du">
+<w:styles xmlns:mc="http://schemas.openxmlformats.org/markup-compatibility/2006" xmlns:r="http://schemas.openxmlformats.org/officeDocument/2006/relationships" xmlns:w="http://schemas.openxmlformats.org/wordprocessingml/2006/main" xmlns:w14="http://schemas.microsoft.com/office/word/2010/wordml" xmlns:w15="http://schemas.microsoft.com/office/word/2012/wordml" xmlns:w16cex="http://schemas.microsoft.com/office/word/2018/wordml/cex" xmlns:w16cid="http://schemas.microsoft.com/office/word/2016/wordml/cid" xmlns:w16="http://schemas.microsoft.com/office/word/2018/wordml" xmlns:w16du="http://schemas.microsoft.com/office/word/2023/wordml/word16du" xmlns:w16sdtdh="http://schemas.microsoft.com/office/word/2020/wordml/sdtdatahash" xmlns:w16sdtfl="http://schemas.microsoft.com/office/word/2024/wordml/sdtformatlock" xmlns:w16se="http://schemas.microsoft.com/office/word/2015/wordml/symex" mc:Ignorable="w14 w15 w16se w16cid w16 w16cex w16sdtdh w16sdtfl w16du">
   <w:docDefaults>
     <w:rPrDefault>
       <w:rPr>
@@ -1613,7 +1707,6 @@
   <w:style w:type="character" w:default="1" w:styleId="DefaultParagraphFont">
     <w:name w:val="Default Paragraph Font"/>
     <w:uiPriority w:val="1"/>
-    <w:semiHidden/>
     <w:unhideWhenUsed/>
   </w:style>
   <w:style w:type="table" w:default="1" w:styleId="TableNormal">
